--- a/e2/speaking-listening/docs/esb-exam-prep-all-tasks-lesson-plan-and-answers.docx
+++ b/e2/speaking-listening/docs/esb-exam-prep-all-tasks-lesson-plan-and-answers.docx
@@ -5,6 +5,8 @@
     <w:p>
       <w:pPr>
         <w:pStyle w:val="FirstParagraph"/>
+        <w:keepNext/>
+        <w:spacing w:before="0" w:after="60" w:line="240" w:lineRule="auto"/>
       </w:pPr>
       <w:r>
         <w:drawing>
@@ -53,6 +55,8 @@
     <w:p>
       <w:pPr>
         <w:pStyle w:val="Heading1"/>
+        <w:keepNext/>
+        <w:spacing w:before="120" w:after="40" w:line="240" w:lineRule="auto"/>
       </w:pPr>
       <w:r>
         <w:t xml:space="preserve">E2 Speaking and Listening Exam Prep - Lesson Plan and Answers - Version 1</w:t>
@@ -61,6 +65,8 @@
     <w:p>
       <w:pPr>
         <w:pStyle w:val="FirstParagraph"/>
+        <w:keepNext/>
+        <w:spacing w:before="0" w:after="60" w:line="240" w:lineRule="auto"/>
       </w:pPr>
       <w:r>
         <w:t xml:space="preserve">Oct 7, 2026 ·</w:t>
@@ -76,6 +82,8 @@
     <w:p>
       <w:pPr>
         <w:pStyle w:val="Heading2"/>
+        <w:keepNext/>
+        <w:spacing w:before="840" w:after="40" w:line="240" w:lineRule="auto"/>
       </w:pPr>
       <w:r>
         <w:t xml:space="preserve">Exam at a glance</w:t>
@@ -84,6 +92,8 @@
     <w:p>
       <w:pPr>
         <w:pStyle w:val="FirstParagraph"/>
+        <w:keepNext/>
+        <w:spacing w:before="0" w:after="60" w:line="240" w:lineRule="auto"/>
       </w:pPr>
       <w:r>
         <w:t xml:space="preserve">Learners take the exam in pairs. It has four tasks and about 25 minutes of guide time. This follows</w:t>
@@ -133,6 +143,8 @@
           <w:p>
             <w:pPr>
               <w:pStyle w:val="Compact"/>
+              <w:keepNext/>
+              <w:spacing w:before="0" w:after="60" w:line="240" w:lineRule="auto"/>
               <w:jc w:val="left"/>
             </w:pPr>
             <w:r>
@@ -145,6 +157,8 @@
           <w:p>
             <w:pPr>
               <w:pStyle w:val="Compact"/>
+              <w:keepNext/>
+              <w:spacing w:before="0" w:after="60" w:line="240" w:lineRule="auto"/>
               <w:jc w:val="left"/>
             </w:pPr>
             <w:r>
@@ -157,6 +171,8 @@
           <w:p>
             <w:pPr>
               <w:pStyle w:val="Compact"/>
+              <w:keepNext/>
+              <w:spacing w:before="0" w:after="60" w:line="240" w:lineRule="auto"/>
               <w:jc w:val="left"/>
             </w:pPr>
             <w:r>
@@ -169,6 +185,8 @@
           <w:p>
             <w:pPr>
               <w:pStyle w:val="Compact"/>
+              <w:keepNext/>
+              <w:spacing w:before="0" w:after="60" w:line="240" w:lineRule="auto"/>
               <w:jc w:val="left"/>
             </w:pPr>
             <w:r>
@@ -183,6 +201,8 @@
           <w:p>
             <w:pPr>
               <w:pStyle w:val="Compact"/>
+              <w:keepNext/>
+              <w:spacing w:before="0" w:after="60" w:line="240" w:lineRule="auto"/>
               <w:jc w:val="left"/>
             </w:pPr>
             <w:r>
@@ -195,6 +215,8 @@
           <w:p>
             <w:pPr>
               <w:pStyle w:val="Compact"/>
+              <w:keepNext/>
+              <w:spacing w:before="0" w:after="60" w:line="240" w:lineRule="auto"/>
               <w:jc w:val="left"/>
             </w:pPr>
             <w:r>
@@ -207,6 +229,8 @@
           <w:p>
             <w:pPr>
               <w:pStyle w:val="Compact"/>
+              <w:keepNext/>
+              <w:spacing w:before="0" w:after="60" w:line="240" w:lineRule="auto"/>
               <w:jc w:val="left"/>
             </w:pPr>
             <w:r>
@@ -219,6 +243,8 @@
           <w:p>
             <w:pPr>
               <w:pStyle w:val="Compact"/>
+              <w:keepNext/>
+              <w:spacing w:before="0" w:after="60" w:line="240" w:lineRule="auto"/>
               <w:jc w:val="left"/>
             </w:pPr>
             <w:r>
@@ -233,6 +259,8 @@
           <w:p>
             <w:pPr>
               <w:pStyle w:val="Compact"/>
+              <w:keepNext/>
+              <w:spacing w:before="0" w:after="60" w:line="240" w:lineRule="auto"/>
               <w:jc w:val="left"/>
             </w:pPr>
             <w:r>
@@ -245,6 +273,8 @@
           <w:p>
             <w:pPr>
               <w:pStyle w:val="Compact"/>
+              <w:keepNext/>
+              <w:spacing w:before="0" w:after="60" w:line="240" w:lineRule="auto"/>
               <w:jc w:val="left"/>
             </w:pPr>
             <w:r>
@@ -257,6 +287,8 @@
           <w:p>
             <w:pPr>
               <w:pStyle w:val="Compact"/>
+              <w:keepNext/>
+              <w:spacing w:before="0" w:after="60" w:line="240" w:lineRule="auto"/>
               <w:jc w:val="left"/>
             </w:pPr>
             <w:r>
@@ -269,6 +301,8 @@
           <w:p>
             <w:pPr>
               <w:pStyle w:val="Compact"/>
+              <w:keepNext/>
+              <w:spacing w:before="0" w:after="60" w:line="240" w:lineRule="auto"/>
               <w:jc w:val="left"/>
             </w:pPr>
             <w:r>
@@ -283,6 +317,8 @@
           <w:p>
             <w:pPr>
               <w:pStyle w:val="Compact"/>
+              <w:keepNext/>
+              <w:spacing w:before="0" w:after="60" w:line="240" w:lineRule="auto"/>
               <w:jc w:val="left"/>
             </w:pPr>
             <w:r>
@@ -295,6 +331,8 @@
           <w:p>
             <w:pPr>
               <w:pStyle w:val="Compact"/>
+              <w:keepNext/>
+              <w:spacing w:before="0" w:after="60" w:line="240" w:lineRule="auto"/>
               <w:jc w:val="left"/>
             </w:pPr>
             <w:r>
@@ -307,6 +345,8 @@
           <w:p>
             <w:pPr>
               <w:pStyle w:val="Compact"/>
+              <w:keepNext/>
+              <w:spacing w:before="0" w:after="60" w:line="240" w:lineRule="auto"/>
               <w:jc w:val="left"/>
             </w:pPr>
             <w:r>
@@ -319,6 +359,8 @@
           <w:p>
             <w:pPr>
               <w:pStyle w:val="Compact"/>
+              <w:keepNext/>
+              <w:spacing w:before="0" w:after="60" w:line="240" w:lineRule="auto"/>
               <w:jc w:val="left"/>
             </w:pPr>
             <w:r>
@@ -333,6 +375,8 @@
           <w:p>
             <w:pPr>
               <w:pStyle w:val="Compact"/>
+              <w:keepNext/>
+              <w:spacing w:before="0" w:after="60" w:line="240" w:lineRule="auto"/>
               <w:jc w:val="left"/>
             </w:pPr>
             <w:r>
@@ -345,6 +389,8 @@
           <w:p>
             <w:pPr>
               <w:pStyle w:val="Compact"/>
+              <w:keepNext/>
+              <w:spacing w:before="0" w:after="60" w:line="240" w:lineRule="auto"/>
               <w:jc w:val="left"/>
             </w:pPr>
             <w:r>
@@ -357,6 +403,8 @@
           <w:p>
             <w:pPr>
               <w:pStyle w:val="Compact"/>
+              <w:keepNext/>
+              <w:spacing w:before="0" w:after="60" w:line="240" w:lineRule="auto"/>
               <w:jc w:val="left"/>
             </w:pPr>
             <w:r>
@@ -369,6 +417,8 @@
           <w:p>
             <w:pPr>
               <w:pStyle w:val="Compact"/>
+              <w:keepNext/>
+              <w:spacing w:before="0" w:after="60" w:line="240" w:lineRule="auto"/>
               <w:jc w:val="left"/>
             </w:pPr>
             <w:r>
@@ -381,6 +431,8 @@
     <w:p>
       <w:pPr>
         <w:pStyle w:val="BodyText"/>
+        <w:keepNext/>
+        <w:spacing w:before="0" w:after="60" w:line="240" w:lineRule="auto"/>
       </w:pPr>
       <w:r>
         <w:t xml:space="preserve">The last column is from the</w:t>
@@ -405,6 +457,9 @@
     <w:p>
       <w:pPr>
         <w:pStyle w:val="Heading2"/>
+        <w:keepNext/>
+        <w:pageBreakBefore/>
+        <w:spacing w:before="120" w:after="40" w:line="240" w:lineRule="auto"/>
       </w:pPr>
       <w:r>
         <w:t xml:space="preserve">Lesson overview</w:t>
@@ -413,6 +468,8 @@
     <w:p>
       <w:pPr>
         <w:pStyle w:val="FirstParagraph"/>
+        <w:keepNext/>
+        <w:spacing w:before="0" w:after="60" w:line="240" w:lineRule="auto"/>
       </w:pPr>
       <w:r>
         <w:t xml:space="preserve">One 120-minute lesson that walks learners through all four tasks, with most practice time on the points assessors flag. If you need a 10-minute break, take it after Stage 3 and cut Stage 6 to a two-minute recap.</w:t>
@@ -421,6 +478,8 @@
     <w:p>
       <w:pPr>
         <w:pStyle w:val="BodyText"/>
+        <w:keepNext/>
+        <w:spacing w:before="0" w:after="60" w:line="240" w:lineRule="auto"/>
       </w:pPr>
       <w:r>
         <w:rPr>
@@ -432,11 +491,13 @@
     </w:p>
     <w:p>
       <w:pPr>
+        <w:keepNext/>
         <w:numPr>
           <w:ilvl w:val="0"/>
           <w:numId w:val="1001"/>
         </w:numPr>
         <w:pStyle w:val="Compact"/>
+        <w:spacing w:before="0" w:after="60" w:line="240" w:lineRule="auto"/>
       </w:pPr>
       <w:r>
         <w:t xml:space="preserve">say what happens in each of the four tasks</w:t>
@@ -444,11 +505,13 @@
     </w:p>
     <w:p>
       <w:pPr>
+        <w:keepNext/>
         <w:numPr>
           <w:ilvl w:val="0"/>
           <w:numId w:val="1001"/>
         </w:numPr>
         <w:pStyle w:val="Compact"/>
+        <w:spacing w:before="0" w:after="60" w:line="240" w:lineRule="auto"/>
       </w:pPr>
       <w:r>
         <w:t xml:space="preserve">ask at least six correct personal questions and one follow-up question</w:t>
@@ -456,11 +519,13 @@
     </w:p>
     <w:p>
       <w:pPr>
+        <w:keepNext/>
         <w:numPr>
           <w:ilvl w:val="0"/>
           <w:numId w:val="1001"/>
         </w:numPr>
         <w:pStyle w:val="Compact"/>
+        <w:spacing w:before="0" w:after="60" w:line="240" w:lineRule="auto"/>
       </w:pPr>
       <w:r>
         <w:t xml:space="preserve">give a talk of one to two minutes about a past event from key-word notes</w:t>
@@ -468,11 +533,13 @@
     </w:p>
     <w:p>
       <w:pPr>
+        <w:keepNext/>
         <w:numPr>
           <w:ilvl w:val="0"/>
           <w:numId w:val="1001"/>
         </w:numPr>
         <w:pStyle w:val="Compact"/>
+        <w:spacing w:before="0" w:after="60" w:line="240" w:lineRule="auto"/>
       </w:pPr>
       <w:r>
         <w:t xml:space="preserve">compare two pictures using comparatives and say which they prefer</w:t>
@@ -480,11 +547,13 @@
     </w:p>
     <w:p>
       <w:pPr>
+        <w:keepNext/>
         <w:numPr>
           <w:ilvl w:val="0"/>
           <w:numId w:val="1001"/>
         </w:numPr>
         <w:pStyle w:val="Compact"/>
+        <w:spacing w:before="0" w:after="60" w:line="240" w:lineRule="auto"/>
       </w:pPr>
       <w:r>
         <w:t xml:space="preserve">answer a yes/no gist question and a detail question on a short spoken text</w:t>
@@ -493,6 +562,8 @@
     <w:p>
       <w:pPr>
         <w:pStyle w:val="FirstParagraph"/>
+        <w:keepNext/>
+        <w:spacing w:before="0" w:after="60" w:line="240" w:lineRule="auto"/>
       </w:pPr>
       <w:r>
         <w:rPr>
@@ -538,6 +609,8 @@
           <w:p>
             <w:pPr>
               <w:pStyle w:val="Compact"/>
+              <w:keepNext/>
+              <w:spacing w:before="0" w:after="60" w:line="240" w:lineRule="auto"/>
               <w:jc w:val="left"/>
             </w:pPr>
             <w:r>
@@ -550,6 +623,8 @@
           <w:p>
             <w:pPr>
               <w:pStyle w:val="Compact"/>
+              <w:keepNext/>
+              <w:spacing w:before="0" w:after="60" w:line="240" w:lineRule="auto"/>
               <w:jc w:val="left"/>
             </w:pPr>
             <w:r>
@@ -562,6 +637,8 @@
           <w:p>
             <w:pPr>
               <w:pStyle w:val="Compact"/>
+              <w:keepNext/>
+              <w:spacing w:before="0" w:after="60" w:line="240" w:lineRule="auto"/>
               <w:jc w:val="left"/>
             </w:pPr>
             <w:r>
@@ -574,6 +651,8 @@
           <w:p>
             <w:pPr>
               <w:pStyle w:val="Compact"/>
+              <w:keepNext/>
+              <w:spacing w:before="0" w:after="60" w:line="240" w:lineRule="auto"/>
               <w:jc w:val="left"/>
             </w:pPr>
             <w:r>
@@ -588,6 +667,8 @@
           <w:p>
             <w:pPr>
               <w:pStyle w:val="Compact"/>
+              <w:keepNext/>
+              <w:spacing w:before="0" w:after="60" w:line="240" w:lineRule="auto"/>
               <w:jc w:val="left"/>
             </w:pPr>
             <w:r>
@@ -600,6 +681,8 @@
           <w:p>
             <w:pPr>
               <w:pStyle w:val="Compact"/>
+              <w:keepNext/>
+              <w:spacing w:before="0" w:after="60" w:line="240" w:lineRule="auto"/>
               <w:jc w:val="left"/>
             </w:pPr>
             <w:r>
@@ -612,6 +695,8 @@
           <w:p>
             <w:pPr>
               <w:pStyle w:val="Compact"/>
+              <w:keepNext/>
+              <w:spacing w:before="0" w:after="60" w:line="240" w:lineRule="auto"/>
               <w:jc w:val="left"/>
             </w:pPr>
             <w:r>
@@ -624,6 +709,8 @@
           <w:p>
             <w:pPr>
               <w:pStyle w:val="Compact"/>
+              <w:keepNext/>
+              <w:spacing w:before="0" w:after="60" w:line="240" w:lineRule="auto"/>
               <w:jc w:val="left"/>
             </w:pPr>
             <w:r>
@@ -638,6 +725,8 @@
           <w:p>
             <w:pPr>
               <w:pStyle w:val="Compact"/>
+              <w:keepNext/>
+              <w:spacing w:before="0" w:after="60" w:line="240" w:lineRule="auto"/>
               <w:jc w:val="left"/>
             </w:pPr>
             <w:r>
@@ -650,6 +739,8 @@
           <w:p>
             <w:pPr>
               <w:pStyle w:val="Compact"/>
+              <w:keepNext/>
+              <w:spacing w:before="0" w:after="60" w:line="240" w:lineRule="auto"/>
               <w:jc w:val="left"/>
             </w:pPr>
             <w:r>
@@ -662,6 +753,8 @@
           <w:p>
             <w:pPr>
               <w:pStyle w:val="Compact"/>
+              <w:keepNext/>
+              <w:spacing w:before="0" w:after="60" w:line="240" w:lineRule="auto"/>
               <w:jc w:val="left"/>
             </w:pPr>
             <w:r>
@@ -674,6 +767,8 @@
           <w:p>
             <w:pPr>
               <w:pStyle w:val="Compact"/>
+              <w:keepNext/>
+              <w:spacing w:before="0" w:after="60" w:line="240" w:lineRule="auto"/>
               <w:jc w:val="left"/>
             </w:pPr>
             <w:r>
@@ -688,6 +783,8 @@
           <w:p>
             <w:pPr>
               <w:pStyle w:val="Compact"/>
+              <w:keepNext/>
+              <w:spacing w:before="0" w:after="60" w:line="240" w:lineRule="auto"/>
               <w:jc w:val="left"/>
             </w:pPr>
             <w:r>
@@ -700,6 +797,8 @@
           <w:p>
             <w:pPr>
               <w:pStyle w:val="Compact"/>
+              <w:keepNext/>
+              <w:spacing w:before="0" w:after="60" w:line="240" w:lineRule="auto"/>
               <w:jc w:val="left"/>
             </w:pPr>
             <w:r>
@@ -712,6 +811,8 @@
           <w:p>
             <w:pPr>
               <w:pStyle w:val="Compact"/>
+              <w:keepNext/>
+              <w:spacing w:before="0" w:after="60" w:line="240" w:lineRule="auto"/>
               <w:jc w:val="left"/>
             </w:pPr>
             <w:r>
@@ -724,6 +825,8 @@
           <w:p>
             <w:pPr>
               <w:pStyle w:val="Compact"/>
+              <w:keepNext/>
+              <w:spacing w:before="0" w:after="60" w:line="240" w:lineRule="auto"/>
               <w:jc w:val="left"/>
             </w:pPr>
             <w:r>
@@ -738,6 +841,8 @@
           <w:p>
             <w:pPr>
               <w:pStyle w:val="Compact"/>
+              <w:keepNext/>
+              <w:spacing w:before="0" w:after="60" w:line="240" w:lineRule="auto"/>
               <w:jc w:val="left"/>
             </w:pPr>
             <w:r>
@@ -750,6 +855,8 @@
           <w:p>
             <w:pPr>
               <w:pStyle w:val="Compact"/>
+              <w:keepNext/>
+              <w:spacing w:before="0" w:after="60" w:line="240" w:lineRule="auto"/>
               <w:jc w:val="left"/>
             </w:pPr>
             <w:r>
@@ -762,6 +869,8 @@
           <w:p>
             <w:pPr>
               <w:pStyle w:val="Compact"/>
+              <w:keepNext/>
+              <w:spacing w:before="0" w:after="60" w:line="240" w:lineRule="auto"/>
               <w:jc w:val="left"/>
             </w:pPr>
             <w:r>
@@ -774,6 +883,8 @@
           <w:p>
             <w:pPr>
               <w:pStyle w:val="Compact"/>
+              <w:keepNext/>
+              <w:spacing w:before="0" w:after="60" w:line="240" w:lineRule="auto"/>
               <w:jc w:val="left"/>
             </w:pPr>
             <w:r>
@@ -788,6 +899,8 @@
           <w:p>
             <w:pPr>
               <w:pStyle w:val="Compact"/>
+              <w:keepNext/>
+              <w:spacing w:before="0" w:after="60" w:line="240" w:lineRule="auto"/>
               <w:jc w:val="left"/>
             </w:pPr>
             <w:r>
@@ -800,6 +913,8 @@
           <w:p>
             <w:pPr>
               <w:pStyle w:val="Compact"/>
+              <w:keepNext/>
+              <w:spacing w:before="0" w:after="60" w:line="240" w:lineRule="auto"/>
               <w:jc w:val="left"/>
             </w:pPr>
             <w:r>
@@ -812,6 +927,8 @@
           <w:p>
             <w:pPr>
               <w:pStyle w:val="Compact"/>
+              <w:keepNext/>
+              <w:spacing w:before="0" w:after="60" w:line="240" w:lineRule="auto"/>
               <w:jc w:val="left"/>
             </w:pPr>
             <w:r>
@@ -824,6 +941,8 @@
           <w:p>
             <w:pPr>
               <w:pStyle w:val="Compact"/>
+              <w:keepNext/>
+              <w:spacing w:before="0" w:after="60" w:line="240" w:lineRule="auto"/>
               <w:jc w:val="left"/>
             </w:pPr>
             <w:r>
@@ -838,6 +957,8 @@
           <w:p>
             <w:pPr>
               <w:pStyle w:val="Compact"/>
+              <w:keepNext/>
+              <w:spacing w:before="0" w:after="60" w:line="240" w:lineRule="auto"/>
               <w:jc w:val="left"/>
             </w:pPr>
             <w:r>
@@ -850,6 +971,8 @@
           <w:p>
             <w:pPr>
               <w:pStyle w:val="Compact"/>
+              <w:keepNext/>
+              <w:spacing w:before="0" w:after="60" w:line="240" w:lineRule="auto"/>
               <w:jc w:val="left"/>
             </w:pPr>
             <w:r>
@@ -862,6 +985,8 @@
           <w:p>
             <w:pPr>
               <w:pStyle w:val="Compact"/>
+              <w:keepNext/>
+              <w:spacing w:before="0" w:after="60" w:line="240" w:lineRule="auto"/>
               <w:jc w:val="left"/>
             </w:pPr>
             <w:r>
@@ -874,6 +999,8 @@
           <w:p>
             <w:pPr>
               <w:pStyle w:val="Compact"/>
+              <w:keepNext/>
+              <w:spacing w:before="0" w:after="60" w:line="240" w:lineRule="auto"/>
               <w:jc w:val="left"/>
             </w:pPr>
             <w:r>
@@ -888,6 +1015,8 @@
     <w:p>
       <w:pPr>
         <w:pStyle w:val="Heading2"/>
+        <w:keepNext/>
+        <w:spacing w:before="840" w:after="40" w:line="240" w:lineRule="auto"/>
       </w:pPr>
       <w:r>
         <w:t xml:space="preserve">Stage-by-stage plan</w:t>
@@ -897,6 +1026,8 @@
     <w:p>
       <w:pPr>
         <w:pStyle w:val="Heading3"/>
+        <w:keepNext/>
+        <w:spacing w:before="840" w:after="40" w:line="240" w:lineRule="auto"/>
       </w:pPr>
       <w:r>
         <w:t xml:space="preserve">Stage 1: What happens in the exam? (0-10)</w:t>
@@ -905,6 +1036,8 @@
     <w:p>
       <w:pPr>
         <w:pStyle w:val="FirstParagraph"/>
+        <w:keepNext/>
+        <w:spacing w:before="0" w:after="60" w:line="240" w:lineRule="auto"/>
       </w:pPr>
       <w:r>
         <w:t xml:space="preserve">Learners leave this stage able to say what each task is.</w:t>
@@ -912,11 +1045,13 @@
     </w:p>
     <w:p>
       <w:pPr>
+        <w:keepNext/>
         <w:numPr>
           <w:ilvl w:val="0"/>
           <w:numId w:val="1002"/>
         </w:numPr>
         <w:pStyle w:val="Compact"/>
+        <w:spacing w:before="0" w:after="60" w:line="240" w:lineRule="auto"/>
       </w:pPr>
       <w:r>
         <w:t xml:space="preserve">Board:</w:t>
@@ -991,11 +1126,13 @@
     </w:p>
     <w:p>
       <w:pPr>
+        <w:keepNext/>
         <w:numPr>
           <w:ilvl w:val="0"/>
           <w:numId w:val="1002"/>
         </w:numPr>
         <w:pStyle w:val="Compact"/>
+        <w:spacing w:before="0" w:after="60" w:line="240" w:lineRule="auto"/>
       </w:pPr>
       <w:r>
         <w:t xml:space="preserve">Handout 1, Part A. Learners match the four tasks to what you do. Three minutes alone, then compare with a partner.</w:t>
@@ -1003,11 +1140,13 @@
     </w:p>
     <w:p>
       <w:pPr>
+        <w:keepNext/>
         <w:numPr>
           <w:ilvl w:val="0"/>
           <w:numId w:val="1002"/>
         </w:numPr>
         <w:pStyle w:val="Compact"/>
+        <w:spacing w:before="0" w:after="60" w:line="240" w:lineRule="auto"/>
       </w:pPr>
       <w:r>
         <w:t xml:space="preserve">Part B, true or false. Check as a class and correct the false sentences aloud.</w:t>
@@ -1015,11 +1154,13 @@
     </w:p>
     <w:p>
       <w:pPr>
+        <w:keepNext/>
         <w:numPr>
           <w:ilvl w:val="0"/>
           <w:numId w:val="1002"/>
         </w:numPr>
         <w:pStyle w:val="Compact"/>
+        <w:spacing w:before="0" w:after="60" w:line="240" w:lineRule="auto"/>
       </w:pPr>
       <w:r>
         <w:t xml:space="preserve">Say:</w:t>
@@ -1042,6 +1183,9 @@
     <w:p>
       <w:pPr>
         <w:pStyle w:val="Heading3"/>
+        <w:keepNext/>
+        <w:pageBreakBefore/>
+        <w:spacing w:before="120" w:after="40" w:line="240" w:lineRule="auto"/>
       </w:pPr>
       <w:r>
         <w:t xml:space="preserve">Stage 2: Asking and answering questions - Task 1 (10-35)</w:t>
@@ -1050,6 +1194,8 @@
     <w:p>
       <w:pPr>
         <w:pStyle w:val="FirstParagraph"/>
+        <w:keepNext/>
+        <w:spacing w:before="0" w:after="60" w:line="240" w:lineRule="auto"/>
       </w:pPr>
       <w:r>
         <w:t xml:space="preserve">The target is correct question forms in three times, plus real follow-up questions instead of a memorised list.</w:t>
@@ -1057,11 +1203,13 @@
     </w:p>
     <w:p>
       <w:pPr>
+        <w:keepNext/>
         <w:numPr>
           <w:ilvl w:val="0"/>
           <w:numId w:val="1003"/>
         </w:numPr>
         <w:pStyle w:val="Compact"/>
+        <w:spacing w:before="0" w:after="60" w:line="240" w:lineRule="auto"/>
       </w:pPr>
       <w:r>
         <w:rPr>
@@ -1079,11 +1227,13 @@
     </w:p>
     <w:p>
       <w:pPr>
+        <w:keepNext/>
         <w:numPr>
           <w:ilvl w:val="0"/>
           <w:numId w:val="1003"/>
         </w:numPr>
         <w:pStyle w:val="Compact"/>
+        <w:spacing w:before="0" w:after="60" w:line="240" w:lineRule="auto"/>
       </w:pPr>
       <w:r>
         <w:rPr>
@@ -1119,11 +1269,13 @@
     </w:p>
     <w:p>
       <w:pPr>
+        <w:keepNext/>
         <w:numPr>
           <w:ilvl w:val="0"/>
           <w:numId w:val="1003"/>
         </w:numPr>
         <w:pStyle w:val="Compact"/>
+        <w:spacing w:before="0" w:after="60" w:line="240" w:lineRule="auto"/>
       </w:pPr>
       <w:r>
         <w:rPr>
@@ -1195,11 +1347,13 @@
     </w:p>
     <w:p>
       <w:pPr>
+        <w:keepNext/>
         <w:numPr>
           <w:ilvl w:val="0"/>
           <w:numId w:val="1003"/>
         </w:numPr>
         <w:pStyle w:val="Compact"/>
+        <w:spacing w:before="0" w:after="60" w:line="240" w:lineRule="auto"/>
       </w:pPr>
       <w:r>
         <w:rPr>
@@ -1217,11 +1371,13 @@
     </w:p>
     <w:p>
       <w:pPr>
+        <w:keepNext/>
         <w:numPr>
           <w:ilvl w:val="0"/>
           <w:numId w:val="1003"/>
         </w:numPr>
         <w:pStyle w:val="Compact"/>
+        <w:spacing w:before="0" w:after="60" w:line="240" w:lineRule="auto"/>
       </w:pPr>
       <w:r>
         <w:rPr>
@@ -1240,6 +1396,8 @@
     <w:p>
       <w:pPr>
         <w:pStyle w:val="FirstParagraph"/>
+        <w:keepNext/>
+        <w:spacing w:before="0" w:after="60" w:line="240" w:lineRule="auto"/>
       </w:pPr>
       <w:r>
         <w:t xml:space="preserve">Board the rule:</w:t>
@@ -1270,6 +1428,8 @@
     <w:p>
       <w:pPr>
         <w:pStyle w:val="BodyText"/>
+        <w:keepNext/>
+        <w:spacing w:before="0" w:after="60" w:line="240" w:lineRule="auto"/>
       </w:pPr>
       <w:r>
         <w:t xml:space="preserve">Accept</w:t>
@@ -1316,6 +1476,8 @@
     <w:p>
       <w:pPr>
         <w:pStyle w:val="Heading3"/>
+        <w:keepNext/>
+        <w:spacing w:before="840" w:after="40" w:line="240" w:lineRule="auto"/>
       </w:pPr>
       <w:r>
         <w:t xml:space="preserve">Stage 3: The two-minute talk - Task 2 (35-60)</w:t>
@@ -1324,6 +1486,8 @@
     <w:p>
       <w:pPr>
         <w:pStyle w:val="FirstParagraph"/>
+        <w:keepNext/>
+        <w:spacing w:before="0" w:after="60" w:line="240" w:lineRule="auto"/>
       </w:pPr>
       <w:r>
         <w:t xml:space="preserve">The target is a talk about a past event, built from key-word notes made in one minute.</w:t>
@@ -1331,11 +1495,13 @@
     </w:p>
     <w:p>
       <w:pPr>
+        <w:keepNext/>
         <w:numPr>
           <w:ilvl w:val="0"/>
           <w:numId w:val="1004"/>
         </w:numPr>
         <w:pStyle w:val="Compact"/>
+        <w:spacing w:before="0" w:after="60" w:line="240" w:lineRule="auto"/>
       </w:pPr>
       <w:r>
         <w:rPr>
@@ -1389,11 +1555,13 @@
     </w:p>
     <w:p>
       <w:pPr>
+        <w:keepNext/>
         <w:numPr>
           <w:ilvl w:val="0"/>
           <w:numId w:val="1004"/>
         </w:numPr>
         <w:pStyle w:val="Compact"/>
+        <w:spacing w:before="0" w:after="60" w:line="240" w:lineRule="auto"/>
       </w:pPr>
       <w:r>
         <w:rPr>
@@ -1411,11 +1579,13 @@
     </w:p>
     <w:p>
       <w:pPr>
+        <w:keepNext/>
         <w:numPr>
           <w:ilvl w:val="0"/>
           <w:numId w:val="1004"/>
         </w:numPr>
         <w:pStyle w:val="Compact"/>
+        <w:spacing w:before="0" w:after="60" w:line="240" w:lineRule="auto"/>
       </w:pPr>
       <w:r>
         <w:rPr>
@@ -1469,11 +1639,13 @@
     </w:p>
     <w:p>
       <w:pPr>
+        <w:keepNext/>
         <w:numPr>
           <w:ilvl w:val="0"/>
           <w:numId w:val="1004"/>
         </w:numPr>
         <w:pStyle w:val="Compact"/>
+        <w:spacing w:before="0" w:after="60" w:line="240" w:lineRule="auto"/>
       </w:pPr>
       <w:r>
         <w:rPr>
@@ -1491,11 +1663,13 @@
     </w:p>
     <w:p>
       <w:pPr>
+        <w:keepNext/>
         <w:numPr>
           <w:ilvl w:val="0"/>
           <w:numId w:val="1004"/>
         </w:numPr>
         <w:pStyle w:val="Compact"/>
+        <w:spacing w:before="0" w:after="60" w:line="240" w:lineRule="auto"/>
       </w:pPr>
       <w:r>
         <w:rPr>
@@ -1513,11 +1687,13 @@
     </w:p>
     <w:p>
       <w:pPr>
+        <w:keepNext/>
         <w:numPr>
           <w:ilvl w:val="0"/>
           <w:numId w:val="1004"/>
         </w:numPr>
         <w:pStyle w:val="Compact"/>
+        <w:spacing w:before="0" w:after="60" w:line="240" w:lineRule="auto"/>
       </w:pPr>
       <w:r>
         <w:rPr>
@@ -1535,11 +1711,13 @@
     </w:p>
     <w:p>
       <w:pPr>
+        <w:keepNext/>
         <w:numPr>
           <w:ilvl w:val="0"/>
           <w:numId w:val="1004"/>
         </w:numPr>
         <w:pStyle w:val="Compact"/>
+        <w:spacing w:before="0" w:after="60" w:line="240" w:lineRule="auto"/>
       </w:pPr>
       <w:r>
         <w:rPr>
@@ -1558,6 +1736,8 @@
     <w:p>
       <w:pPr>
         <w:pStyle w:val="FirstParagraph"/>
+        <w:keepNext/>
+        <w:spacing w:before="0" w:after="60" w:line="240" w:lineRule="auto"/>
       </w:pPr>
       <w:r>
         <w:t xml:space="preserve">If a speaker stops early, the partner says</w:t>
@@ -1604,6 +1784,9 @@
     <w:p>
       <w:pPr>
         <w:pStyle w:val="Heading3"/>
+        <w:keepNext/>
+        <w:pageBreakBefore/>
+        <w:spacing w:before="120" w:after="40" w:line="240" w:lineRule="auto"/>
       </w:pPr>
       <w:r>
         <w:t xml:space="preserve">Stage 4: Describe and compare pictures - Task 3 (60-85)</w:t>
@@ -1612,6 +1795,8 @@
     <w:p>
       <w:pPr>
         <w:pStyle w:val="FirstParagraph"/>
+        <w:keepNext/>
+        <w:spacing w:before="0" w:after="60" w:line="240" w:lineRule="auto"/>
       </w:pPr>
       <w:r>
         <w:t xml:space="preserve">The target is three steps every time: describe, compare, opinion. Comparatives are the weak point at this level.</w:t>
@@ -1620,6 +1805,8 @@
     <w:p>
       <w:pPr>
         <w:pStyle w:val="BodyText"/>
+        <w:keepNext/>
+        <w:spacing w:before="0" w:after="60" w:line="240" w:lineRule="auto"/>
       </w:pPr>
       <w:r>
         <w:t xml:space="preserve">Project two photos side by side. Suggested pairs:</w:t>
@@ -1627,11 +1814,13 @@
     </w:p>
     <w:p>
       <w:pPr>
+        <w:keepNext/>
         <w:numPr>
           <w:ilvl w:val="0"/>
           <w:numId w:val="1005"/>
         </w:numPr>
         <w:pStyle w:val="Compact"/>
+        <w:spacing w:before="0" w:after="60" w:line="240" w:lineRule="auto"/>
       </w:pPr>
       <w:r>
         <w:t xml:space="preserve">Pair A: a street market (Ridley Road Market) and a supermarket</w:t>
@@ -1639,11 +1828,13 @@
     </w:p>
     <w:p>
       <w:pPr>
+        <w:keepNext/>
         <w:numPr>
           <w:ilvl w:val="0"/>
           <w:numId w:val="1005"/>
         </w:numPr>
         <w:pStyle w:val="Compact"/>
+        <w:spacing w:before="0" w:after="60" w:line="240" w:lineRule="auto"/>
       </w:pPr>
       <w:r>
         <w:t xml:space="preserve">Pair B: a park (London Fields) and a busy shopping street</w:t>
@@ -1651,11 +1842,13 @@
     </w:p>
     <w:p>
       <w:pPr>
+        <w:keepNext/>
         <w:numPr>
           <w:ilvl w:val="0"/>
           <w:numId w:val="1005"/>
         </w:numPr>
         <w:pStyle w:val="Compact"/>
+        <w:spacing w:before="0" w:after="60" w:line="240" w:lineRule="auto"/>
       </w:pPr>
       <w:r>
         <w:t xml:space="preserve">Pair C (spare): a bus and a bicycle</w:t>
@@ -1663,11 +1856,13 @@
     </w:p>
     <w:p>
       <w:pPr>
+        <w:keepNext/>
         <w:numPr>
           <w:ilvl w:val="0"/>
           <w:numId w:val="1006"/>
         </w:numPr>
         <w:pStyle w:val="Compact"/>
+        <w:spacing w:before="0" w:after="60" w:line="240" w:lineRule="auto"/>
       </w:pPr>
       <w:r>
         <w:rPr>
@@ -1697,11 +1892,13 @@
     </w:p>
     <w:p>
       <w:pPr>
+        <w:keepNext/>
         <w:numPr>
           <w:ilvl w:val="0"/>
           <w:numId w:val="1006"/>
         </w:numPr>
         <w:pStyle w:val="Compact"/>
+        <w:spacing w:before="0" w:after="60" w:line="240" w:lineRule="auto"/>
       </w:pPr>
       <w:r>
         <w:rPr>
@@ -1719,11 +1916,13 @@
     </w:p>
     <w:p>
       <w:pPr>
+        <w:keepNext/>
         <w:numPr>
           <w:ilvl w:val="0"/>
           <w:numId w:val="1006"/>
         </w:numPr>
         <w:pStyle w:val="Compact"/>
+        <w:spacing w:before="0" w:after="60" w:line="240" w:lineRule="auto"/>
       </w:pPr>
       <w:r>
         <w:rPr>
@@ -1765,11 +1964,13 @@
     </w:p>
     <w:p>
       <w:pPr>
+        <w:keepNext/>
         <w:numPr>
           <w:ilvl w:val="0"/>
           <w:numId w:val="1006"/>
         </w:numPr>
         <w:pStyle w:val="Compact"/>
+        <w:spacing w:before="0" w:after="60" w:line="240" w:lineRule="auto"/>
       </w:pPr>
       <w:r>
         <w:rPr>
@@ -1805,11 +2006,13 @@
     </w:p>
     <w:p>
       <w:pPr>
+        <w:keepNext/>
         <w:numPr>
           <w:ilvl w:val="0"/>
           <w:numId w:val="1006"/>
         </w:numPr>
         <w:pStyle w:val="Compact"/>
+        <w:spacing w:before="0" w:after="60" w:line="240" w:lineRule="auto"/>
       </w:pPr>
       <w:r>
         <w:rPr>
@@ -1830,6 +2033,8 @@
     <w:p>
       <w:pPr>
         <w:pStyle w:val="Heading3"/>
+        <w:keepNext/>
+        <w:spacing w:before="568" w:after="40" w:line="240" w:lineRule="auto"/>
       </w:pPr>
       <w:r>
         <w:t xml:space="preserve">Stage 5: Listening and discussion - Task 4 (85-110)</w:t>
@@ -1838,6 +2043,8 @@
     <w:p>
       <w:pPr>
         <w:pStyle w:val="FirstParagraph"/>
+        <w:keepNext/>
+        <w:spacing w:before="0" w:after="60" w:line="240" w:lineRule="auto"/>
       </w:pPr>
       <w:r>
         <w:t xml:space="preserve">The target is hearing the topic first, then one detail. You read both texts aloud.</w:t>
@@ -1845,11 +2052,13 @@
     </w:p>
     <w:p>
       <w:pPr>
+        <w:keepNext/>
         <w:numPr>
           <w:ilvl w:val="0"/>
           <w:numId w:val="1007"/>
         </w:numPr>
         <w:pStyle w:val="Compact"/>
+        <w:spacing w:before="0" w:after="60" w:line="240" w:lineRule="auto"/>
       </w:pPr>
       <w:r>
         <w:rPr>
@@ -1873,11 +2082,13 @@
     </w:p>
     <w:p>
       <w:pPr>
+        <w:keepNext/>
         <w:numPr>
           <w:ilvl w:val="0"/>
           <w:numId w:val="1007"/>
         </w:numPr>
         <w:pStyle w:val="Compact"/>
+        <w:spacing w:before="0" w:after="60" w:line="240" w:lineRule="auto"/>
       </w:pPr>
       <w:r>
         <w:rPr>
@@ -1895,11 +2106,13 @@
     </w:p>
     <w:p>
       <w:pPr>
+        <w:keepNext/>
         <w:numPr>
           <w:ilvl w:val="0"/>
           <w:numId w:val="1007"/>
         </w:numPr>
         <w:pStyle w:val="Compact"/>
+        <w:spacing w:before="0" w:after="60" w:line="240" w:lineRule="auto"/>
       </w:pPr>
       <w:r>
         <w:rPr>
@@ -1917,11 +2130,13 @@
     </w:p>
     <w:p>
       <w:pPr>
+        <w:keepNext/>
         <w:numPr>
           <w:ilvl w:val="0"/>
           <w:numId w:val="1007"/>
         </w:numPr>
         <w:pStyle w:val="Compact"/>
+        <w:spacing w:before="0" w:after="60" w:line="240" w:lineRule="auto"/>
       </w:pPr>
       <w:r>
         <w:rPr>
@@ -1957,11 +2172,13 @@
     </w:p>
     <w:p>
       <w:pPr>
+        <w:keepNext/>
         <w:numPr>
           <w:ilvl w:val="0"/>
           <w:numId w:val="1007"/>
         </w:numPr>
         <w:pStyle w:val="Compact"/>
+        <w:spacing w:before="0" w:after="60" w:line="240" w:lineRule="auto"/>
       </w:pPr>
       <w:r>
         <w:rPr>
@@ -1980,6 +2197,8 @@
     <w:p>
       <w:pPr>
         <w:pStyle w:val="FirstParagraph"/>
+        <w:keepNext/>
+        <w:spacing w:before="0" w:after="60" w:line="240" w:lineRule="auto"/>
       </w:pPr>
       <w:r>
         <w:rPr>
@@ -1992,6 +2211,8 @@
     <w:p>
       <w:pPr>
         <w:pStyle w:val="BlockText"/>
+        <w:keepNext/>
+        <w:spacing w:before="0" w:after="60" w:line="240" w:lineRule="auto"/>
       </w:pPr>
       <w:r>
         <w:t xml:space="preserve">Librarian: Good afternoon. Can I help you?</w:t>
@@ -2000,6 +2221,8 @@
     <w:p>
       <w:pPr>
         <w:pStyle w:val="BlockText"/>
+        <w:keepNext/>
+        <w:spacing w:before="0" w:after="60" w:line="240" w:lineRule="auto"/>
       </w:pPr>
       <w:r>
         <w:t xml:space="preserve">Customer: Yes, please. I want to join the library. How much does it cost?</w:t>
@@ -2008,6 +2231,8 @@
     <w:p>
       <w:pPr>
         <w:pStyle w:val="BlockText"/>
+        <w:keepNext/>
+        <w:spacing w:before="0" w:after="60" w:line="240" w:lineRule="auto"/>
       </w:pPr>
       <w:r>
         <w:t xml:space="preserve">Librarian: It’s free. Do you have a letter with your name and address?</w:t>
@@ -2016,6 +2241,8 @@
     <w:p>
       <w:pPr>
         <w:pStyle w:val="BlockText"/>
+        <w:keepNext/>
+        <w:spacing w:before="0" w:after="60" w:line="240" w:lineRule="auto"/>
       </w:pPr>
       <w:r>
         <w:t xml:space="preserve">Customer: No, I left it at home. I only have my college card.</w:t>
@@ -2024,6 +2251,8 @@
     <w:p>
       <w:pPr>
         <w:pStyle w:val="BlockText"/>
+        <w:keepNext/>
+        <w:spacing w:before="0" w:after="60" w:line="240" w:lineRule="auto"/>
       </w:pPr>
       <w:r>
         <w:t xml:space="preserve">Librarian: That’s OK. Bring the letter tomorrow and I can make your card then.</w:t>
@@ -2032,6 +2261,8 @@
     <w:p>
       <w:pPr>
         <w:pStyle w:val="BlockText"/>
+        <w:keepNext/>
+        <w:spacing w:before="0" w:after="60" w:line="240" w:lineRule="auto"/>
       </w:pPr>
       <w:r>
         <w:t xml:space="preserve">Customer: Thank you. What time do you close tomorrow?</w:t>
@@ -2040,6 +2271,8 @@
     <w:p>
       <w:pPr>
         <w:pStyle w:val="BlockText"/>
+        <w:keepNext/>
+        <w:spacing w:before="0" w:after="60" w:line="240" w:lineRule="auto"/>
       </w:pPr>
       <w:r>
         <w:t xml:space="preserve">Librarian: We close at six o’clock. The computers are on the first floor, next to the children’s books.</w:t>
@@ -2048,6 +2281,8 @@
     <w:p>
       <w:pPr>
         <w:pStyle w:val="BlockText"/>
+        <w:keepNext/>
+        <w:spacing w:before="0" w:after="60" w:line="240" w:lineRule="auto"/>
       </w:pPr>
       <w:r>
         <w:t xml:space="preserve">Customer: Great. See you tomorrow.</w:t>
@@ -2056,6 +2291,8 @@
     <w:p>
       <w:pPr>
         <w:pStyle w:val="FirstParagraph"/>
+        <w:keepNext/>
+        <w:spacing w:before="0" w:after="60" w:line="240" w:lineRule="auto"/>
       </w:pPr>
       <w:r>
         <w:rPr>
@@ -2068,6 +2305,8 @@
     <w:p>
       <w:pPr>
         <w:pStyle w:val="BlockText"/>
+        <w:keepNext/>
+        <w:spacing w:before="0" w:after="60" w:line="240" w:lineRule="auto"/>
       </w:pPr>
       <w:r>
         <w:t xml:space="preserve">Good morning everyone. I want to tell you about the new community garden near the college. It opens on Monday. First, there is a vegetable garden. You can grow tomatoes and potatoes there, and you can take them home. Next to the gate there is a small kitchen where you can make tea and coffee. Every Wednesday afternoon there is a free gardening class. It starts at two o’clock and you don’t need to book. Please wear old shoes because the garden is often wet. I hope you enjoy the garden and come often.</w:t>
@@ -2078,6 +2317,9 @@
     <w:p>
       <w:pPr>
         <w:pStyle w:val="Heading3"/>
+        <w:keepNext/>
+        <w:pageBreakBefore/>
+        <w:spacing w:before="120" w:after="40" w:line="240" w:lineRule="auto"/>
       </w:pPr>
       <w:r>
         <w:t xml:space="preserve">Stage 6: Mini mock and self-check (110-120)</w:t>
@@ -2086,6 +2328,8 @@
     <w:p>
       <w:pPr>
         <w:pStyle w:val="FirstParagraph"/>
+        <w:keepNext/>
+        <w:spacing w:before="0" w:after="60" w:line="240" w:lineRule="auto"/>
       </w:pPr>
       <w:r>
         <w:t xml:space="preserve">Learners run a six-minute version of the exam, then mark their own confidence.</w:t>
@@ -2093,11 +2337,13 @@
     </w:p>
     <w:p>
       <w:pPr>
+        <w:keepNext/>
         <w:numPr>
           <w:ilvl w:val="0"/>
           <w:numId w:val="1008"/>
         </w:numPr>
         <w:pStyle w:val="Compact"/>
+        <w:spacing w:before="0" w:after="60" w:line="240" w:lineRule="auto"/>
       </w:pPr>
       <w:r>
         <w:rPr>
@@ -2115,11 +2361,13 @@
     </w:p>
     <w:p>
       <w:pPr>
+        <w:keepNext/>
         <w:numPr>
           <w:ilvl w:val="0"/>
           <w:numId w:val="1008"/>
         </w:numPr>
         <w:pStyle w:val="Compact"/>
+        <w:spacing w:before="0" w:after="60" w:line="240" w:lineRule="auto"/>
       </w:pPr>
       <w:r>
         <w:rPr>
@@ -2155,11 +2403,13 @@
     </w:p>
     <w:p>
       <w:pPr>
+        <w:keepNext/>
         <w:numPr>
           <w:ilvl w:val="0"/>
           <w:numId w:val="1008"/>
         </w:numPr>
         <w:pStyle w:val="Compact"/>
+        <w:spacing w:before="0" w:after="60" w:line="240" w:lineRule="auto"/>
       </w:pPr>
       <w:r>
         <w:rPr>
@@ -2181,6 +2431,8 @@
     <w:p>
       <w:pPr>
         <w:pStyle w:val="Heading2"/>
+        <w:keepNext/>
+        <w:spacing w:before="139" w:after="40" w:line="240" w:lineRule="auto"/>
       </w:pPr>
       <w:r>
         <w:t xml:space="preserve">Answers</w:t>
@@ -2190,6 +2442,8 @@
     <w:p>
       <w:pPr>
         <w:pStyle w:val="Heading3"/>
+        <w:keepNext/>
+        <w:spacing w:before="139" w:after="40" w:line="240" w:lineRule="auto"/>
       </w:pPr>
       <w:r>
         <w:t xml:space="preserve">Handout 1</w:t>
@@ -2198,6 +2452,8 @@
     <w:p>
       <w:pPr>
         <w:pStyle w:val="FirstParagraph"/>
+        <w:keepNext/>
+        <w:spacing w:before="0" w:after="60" w:line="240" w:lineRule="auto"/>
       </w:pPr>
       <w:r>
         <w:t xml:space="preserve">Part A: 1 c, 2 d, 3 a, 4 b.</w:t>
@@ -2206,6 +2462,8 @@
     <w:p>
       <w:pPr>
         <w:pStyle w:val="BodyText"/>
+        <w:keepNext/>
+        <w:spacing w:before="0" w:after="60" w:line="240" w:lineRule="auto"/>
       </w:pPr>
       <w:r>
         <w:t xml:space="preserve">Part B: 1 False (with a partner). 2 True. 3 False (two minutes). 4 True. 5 True. 6 False (you say your answers).</w:t>
@@ -2216,6 +2474,8 @@
     <w:p>
       <w:pPr>
         <w:pStyle w:val="Heading3"/>
+        <w:keepNext/>
+        <w:spacing w:before="139" w:after="40" w:line="240" w:lineRule="auto"/>
       </w:pPr>
       <w:r>
         <w:t xml:space="preserve">Handout 2</w:t>
@@ -2223,11 +2483,13 @@
     </w:p>
     <w:p>
       <w:pPr>
+        <w:keepNext/>
         <w:numPr>
           <w:ilvl w:val="0"/>
           <w:numId w:val="1009"/>
         </w:numPr>
         <w:pStyle w:val="Compact"/>
+        <w:spacing w:before="0" w:after="60" w:line="240" w:lineRule="auto"/>
       </w:pPr>
       <w:r>
         <w:t xml:space="preserve">Where do you live?</w:t>
@@ -2235,11 +2497,13 @@
     </w:p>
     <w:p>
       <w:pPr>
+        <w:keepNext/>
         <w:numPr>
           <w:ilvl w:val="0"/>
           <w:numId w:val="1009"/>
         </w:numPr>
         <w:pStyle w:val="Compact"/>
+        <w:spacing w:before="0" w:after="60" w:line="240" w:lineRule="auto"/>
       </w:pPr>
       <w:r>
         <w:t xml:space="preserve">Who do you live with?</w:t>
@@ -2247,11 +2511,13 @@
     </w:p>
     <w:p>
       <w:pPr>
+        <w:keepNext/>
         <w:numPr>
           <w:ilvl w:val="0"/>
           <w:numId w:val="1009"/>
         </w:numPr>
         <w:pStyle w:val="Compact"/>
+        <w:spacing w:before="0" w:after="60" w:line="240" w:lineRule="auto"/>
       </w:pPr>
       <w:r>
         <w:t xml:space="preserve">What do you do at the weekend?</w:t>
@@ -2259,11 +2525,13 @@
     </w:p>
     <w:p>
       <w:pPr>
+        <w:keepNext/>
         <w:numPr>
           <w:ilvl w:val="0"/>
           <w:numId w:val="1009"/>
         </w:numPr>
         <w:pStyle w:val="Compact"/>
+        <w:spacing w:before="0" w:after="60" w:line="240" w:lineRule="auto"/>
       </w:pPr>
       <w:r>
         <w:t xml:space="preserve">Are there any shops near your home?</w:t>
@@ -2271,11 +2539,13 @@
     </w:p>
     <w:p>
       <w:pPr>
+        <w:keepNext/>
         <w:numPr>
           <w:ilvl w:val="0"/>
           <w:numId w:val="1009"/>
         </w:numPr>
         <w:pStyle w:val="Compact"/>
+        <w:spacing w:before="0" w:after="60" w:line="240" w:lineRule="auto"/>
       </w:pPr>
       <w:r>
         <w:t xml:space="preserve">What did you do last weekend?</w:t>
@@ -2283,11 +2553,13 @@
     </w:p>
     <w:p>
       <w:pPr>
+        <w:keepNext/>
         <w:numPr>
           <w:ilvl w:val="0"/>
           <w:numId w:val="1009"/>
         </w:numPr>
         <w:pStyle w:val="Compact"/>
+        <w:spacing w:before="0" w:after="60" w:line="240" w:lineRule="auto"/>
       </w:pPr>
       <w:r>
         <w:t xml:space="preserve">What did you eat yesterday?</w:t>
@@ -2295,11 +2567,13 @@
     </w:p>
     <w:p>
       <w:pPr>
+        <w:keepNext/>
         <w:numPr>
           <w:ilvl w:val="0"/>
           <w:numId w:val="1009"/>
         </w:numPr>
         <w:pStyle w:val="Compact"/>
+        <w:spacing w:before="0" w:after="60" w:line="240" w:lineRule="auto"/>
       </w:pPr>
       <w:r>
         <w:t xml:space="preserve">What are you going to do next year?</w:t>
@@ -2307,11 +2581,13 @@
     </w:p>
     <w:p>
       <w:pPr>
+        <w:keepNext/>
         <w:numPr>
           <w:ilvl w:val="0"/>
           <w:numId w:val="1009"/>
         </w:numPr>
         <w:pStyle w:val="Compact"/>
+        <w:spacing w:before="0" w:after="60" w:line="240" w:lineRule="auto"/>
       </w:pPr>
       <w:r>
         <w:t xml:space="preserve">What job would you like in the future?</w:t>
@@ -2322,6 +2598,8 @@
     <w:p>
       <w:pPr>
         <w:pStyle w:val="Heading3"/>
+        <w:keepNext/>
+        <w:spacing w:before="139" w:after="40" w:line="240" w:lineRule="auto"/>
       </w:pPr>
       <w:r>
         <w:t xml:space="preserve">Handout 3</w:t>
@@ -2330,6 +2608,8 @@
     <w:p>
       <w:pPr>
         <w:pStyle w:val="FirstParagraph"/>
+        <w:keepNext/>
+        <w:spacing w:before="0" w:after="60" w:line="240" w:lineRule="auto"/>
       </w:pPr>
       <w:r>
         <w:t xml:space="preserve">Part A: 1 went, 2 took, 3 was, 4 walked, 5 saw, 6 had, 7 made, 8 bought, 9 rained, 10 went, 11 felt.</w:t>
@@ -2338,6 +2618,8 @@
     <w:p>
       <w:pPr>
         <w:pStyle w:val="BodyText"/>
+        <w:keepNext/>
+        <w:spacing w:before="0" w:after="60" w:line="240" w:lineRule="auto"/>
       </w:pPr>
       <w:r>
         <w:t xml:space="preserve">Full text to read aloud:</w:t>
@@ -2346,6 +2628,8 @@
     <w:p>
       <w:pPr>
         <w:pStyle w:val="BlockText"/>
+        <w:keepNext/>
+        <w:spacing w:before="0" w:after="60" w:line="240" w:lineRule="auto"/>
       </w:pPr>
       <w:r>
         <w:t xml:space="preserve">Last Saturday I went to Victoria Park with my friend Sara. We took the bus because it was a long walk. First, we walked around the lake and we saw a lot of ducks. Then we had a picnic. I made rice and chicken, and Sara bought some fruit from the market. In the afternoon it rained, so we went home early. I felt tired but happy. It was a good day.</w:t>
@@ -2356,6 +2640,8 @@
     <w:p>
       <w:pPr>
         <w:pStyle w:val="Heading3"/>
+        <w:keepNext/>
+        <w:spacing w:before="139" w:after="40" w:line="240" w:lineRule="auto"/>
       </w:pPr>
       <w:r>
         <w:t xml:space="preserve">Handout 4</w:t>
@@ -2364,6 +2650,8 @@
     <w:p>
       <w:pPr>
         <w:pStyle w:val="FirstParagraph"/>
+        <w:keepNext/>
+        <w:spacing w:before="0" w:after="60" w:line="240" w:lineRule="auto"/>
       </w:pPr>
       <w:r>
         <w:t xml:space="preserve">Part A: bigger, cheaper, quieter, busier, noisier, more expensive, more crowded, better.</w:t>
@@ -2372,6 +2660,8 @@
     <w:p>
       <w:pPr>
         <w:pStyle w:val="BodyText"/>
+        <w:keepNext/>
+        <w:spacing w:before="0" w:after="60" w:line="240" w:lineRule="auto"/>
       </w:pPr>
       <w:r>
         <w:t xml:space="preserve">Part B: 1 busier, 2 quieter, 3 cheaper, 4 more expensive, 5 better.</w:t>
@@ -2382,6 +2672,8 @@
     <w:p>
       <w:pPr>
         <w:pStyle w:val="Heading3"/>
+        <w:keepNext/>
+        <w:spacing w:before="139" w:after="40" w:line="240" w:lineRule="auto"/>
       </w:pPr>
       <w:r>
         <w:t xml:space="preserve">Handout 5</w:t>
@@ -2416,6 +2708,8 @@
           <w:p>
             <w:pPr>
               <w:pStyle w:val="Compact"/>
+              <w:keepNext/>
+              <w:spacing w:before="0" w:after="60" w:line="240" w:lineRule="auto"/>
               <w:jc w:val="left"/>
             </w:pPr>
             <w:r>
@@ -2428,6 +2722,8 @@
           <w:p>
             <w:pPr>
               <w:pStyle w:val="Compact"/>
+              <w:keepNext/>
+              <w:spacing w:before="0" w:after="60" w:line="240" w:lineRule="auto"/>
               <w:jc w:val="left"/>
             </w:pPr>
             <w:r>
@@ -2440,6 +2736,8 @@
           <w:p>
             <w:pPr>
               <w:pStyle w:val="Compact"/>
+              <w:keepNext/>
+              <w:spacing w:before="0" w:after="60" w:line="240" w:lineRule="auto"/>
               <w:jc w:val="left"/>
             </w:pPr>
             <w:r>
@@ -2454,6 +2752,8 @@
           <w:p>
             <w:pPr>
               <w:pStyle w:val="Compact"/>
+              <w:keepNext/>
+              <w:spacing w:before="0" w:after="60" w:line="240" w:lineRule="auto"/>
               <w:jc w:val="left"/>
             </w:pPr>
             <w:r>
@@ -2466,6 +2766,8 @@
           <w:p>
             <w:pPr>
               <w:pStyle w:val="Compact"/>
+              <w:keepNext/>
+              <w:spacing w:before="0" w:after="60" w:line="240" w:lineRule="auto"/>
               <w:jc w:val="left"/>
             </w:pPr>
             <w:r>
@@ -2478,6 +2780,8 @@
           <w:p>
             <w:pPr>
               <w:pStyle w:val="Compact"/>
+              <w:keepNext/>
+              <w:spacing w:before="0" w:after="60" w:line="240" w:lineRule="auto"/>
               <w:jc w:val="left"/>
             </w:pPr>
             <w:r>
@@ -2492,6 +2796,8 @@
           <w:p>
             <w:pPr>
               <w:pStyle w:val="Compact"/>
+              <w:keepNext/>
+              <w:spacing w:before="0" w:after="60" w:line="240" w:lineRule="auto"/>
               <w:jc w:val="left"/>
             </w:pPr>
             <w:r>
@@ -2504,6 +2810,8 @@
           <w:p>
             <w:pPr>
               <w:pStyle w:val="Compact"/>
+              <w:keepNext/>
+              <w:spacing w:before="0" w:after="60" w:line="240" w:lineRule="auto"/>
               <w:jc w:val="left"/>
             </w:pPr>
             <w:r>
@@ -2516,6 +2824,8 @@
           <w:p>
             <w:pPr>
               <w:pStyle w:val="Compact"/>
+              <w:keepNext/>
+              <w:spacing w:before="0" w:after="60" w:line="240" w:lineRule="auto"/>
               <w:jc w:val="left"/>
             </w:pPr>
             <w:r>
@@ -2530,6 +2840,8 @@
           <w:p>
             <w:pPr>
               <w:pStyle w:val="Compact"/>
+              <w:keepNext/>
+              <w:spacing w:before="0" w:after="60" w:line="240" w:lineRule="auto"/>
               <w:jc w:val="left"/>
             </w:pPr>
             <w:r>
@@ -2542,6 +2854,8 @@
           <w:p>
             <w:pPr>
               <w:pStyle w:val="Compact"/>
+              <w:keepNext/>
+              <w:spacing w:before="0" w:after="60" w:line="240" w:lineRule="auto"/>
               <w:jc w:val="left"/>
             </w:pPr>
             <w:r>
@@ -2554,6 +2868,8 @@
           <w:p>
             <w:pPr>
               <w:pStyle w:val="Compact"/>
+              <w:keepNext/>
+              <w:spacing w:before="0" w:after="60" w:line="240" w:lineRule="auto"/>
               <w:jc w:val="left"/>
             </w:pPr>
             <w:r>
@@ -2568,6 +2884,8 @@
           <w:p>
             <w:pPr>
               <w:pStyle w:val="Compact"/>
+              <w:keepNext/>
+              <w:spacing w:before="0" w:after="60" w:line="240" w:lineRule="auto"/>
               <w:jc w:val="left"/>
             </w:pPr>
             <w:r>
@@ -2580,6 +2898,8 @@
           <w:p>
             <w:pPr>
               <w:pStyle w:val="Compact"/>
+              <w:keepNext/>
+              <w:spacing w:before="0" w:after="60" w:line="240" w:lineRule="auto"/>
               <w:jc w:val="left"/>
             </w:pPr>
             <w:r>
@@ -2592,6 +2912,8 @@
           <w:p>
             <w:pPr>
               <w:pStyle w:val="Compact"/>
+              <w:keepNext/>
+              <w:spacing w:before="0" w:after="60" w:line="240" w:lineRule="auto"/>
               <w:jc w:val="left"/>
             </w:pPr>
             <w:r>
@@ -2606,6 +2928,8 @@
           <w:p>
             <w:pPr>
               <w:pStyle w:val="Compact"/>
+              <w:keepNext/>
+              <w:spacing w:before="0" w:after="60" w:line="240" w:lineRule="auto"/>
               <w:jc w:val="left"/>
             </w:pPr>
             <w:r>
@@ -2618,6 +2942,8 @@
           <w:p>
             <w:pPr>
               <w:pStyle w:val="Compact"/>
+              <w:keepNext/>
+              <w:spacing w:before="0" w:after="60" w:line="240" w:lineRule="auto"/>
               <w:jc w:val="left"/>
             </w:pPr>
             <w:r>
@@ -2630,6 +2956,8 @@
           <w:p>
             <w:pPr>
               <w:pStyle w:val="Compact"/>
+              <w:keepNext/>
+              <w:spacing w:before="0" w:after="60" w:line="240" w:lineRule="auto"/>
               <w:jc w:val="left"/>
             </w:pPr>
             <w:r>
@@ -2644,6 +2972,8 @@
           <w:p>
             <w:pPr>
               <w:pStyle w:val="Compact"/>
+              <w:keepNext/>
+              <w:spacing w:before="0" w:after="60" w:line="240" w:lineRule="auto"/>
               <w:jc w:val="left"/>
             </w:pPr>
             <w:r>
@@ -2656,6 +2986,8 @@
           <w:p>
             <w:pPr>
               <w:pStyle w:val="Compact"/>
+              <w:keepNext/>
+              <w:spacing w:before="0" w:after="60" w:line="240" w:lineRule="auto"/>
               <w:jc w:val="left"/>
             </w:pPr>
             <w:r>
@@ -2668,6 +3000,8 @@
           <w:p>
             <w:pPr>
               <w:pStyle w:val="Compact"/>
+              <w:keepNext/>
+              <w:spacing w:before="0" w:after="60" w:line="240" w:lineRule="auto"/>
               <w:jc w:val="left"/>
             </w:pPr>
             <w:r>
@@ -2682,6 +3016,8 @@
           <w:p>
             <w:pPr>
               <w:pStyle w:val="Compact"/>
+              <w:keepNext/>
+              <w:spacing w:before="0" w:after="60" w:line="240" w:lineRule="auto"/>
               <w:jc w:val="left"/>
             </w:pPr>
             <w:r>
@@ -2694,6 +3030,8 @@
           <w:p>
             <w:pPr>
               <w:pStyle w:val="Compact"/>
+              <w:keepNext/>
+              <w:spacing w:before="0" w:after="60" w:line="240" w:lineRule="auto"/>
               <w:jc w:val="left"/>
             </w:pPr>
             <w:r>
@@ -2706,6 +3044,8 @@
           <w:p>
             <w:pPr>
               <w:pStyle w:val="Compact"/>
+              <w:keepNext/>
+              <w:spacing w:before="0" w:after="60" w:line="240" w:lineRule="auto"/>
               <w:jc w:val="left"/>
             </w:pPr>
             <w:r>
@@ -2720,6 +3060,8 @@
           <w:p>
             <w:pPr>
               <w:pStyle w:val="Compact"/>
+              <w:keepNext/>
+              <w:spacing w:before="0" w:after="60" w:line="240" w:lineRule="auto"/>
               <w:jc w:val="left"/>
             </w:pPr>
             <w:r>
@@ -2732,6 +3074,8 @@
           <w:p>
             <w:pPr>
               <w:pStyle w:val="Compact"/>
+              <w:keepNext/>
+              <w:spacing w:before="0" w:after="60" w:line="240" w:lineRule="auto"/>
               <w:jc w:val="left"/>
             </w:pPr>
             <w:r>
@@ -2744,6 +3088,8 @@
           <w:p>
             <w:pPr>
               <w:pStyle w:val="Compact"/>
+              <w:keepNext/>
+              <w:spacing w:before="0" w:after="60" w:line="240" w:lineRule="auto"/>
               <w:jc w:val="left"/>
             </w:pPr>
             <w:r>
@@ -2758,7 +3104,7 @@
     <w:bookmarkEnd w:id="40"/>
     <w:sectPr>
       <w:pgSz w:h="16838" w:w="11906"/>
-      <w:pgMar w:bottom="1020" w:left="1020" w:right="1020" w:top="1020"/>
+      <w:pgMar w:bottom="680" w:left="737" w:right="737" w:top="680" w:header="340" w:footer="340"/>
     </w:sectPr>
   </w:body>
 </w:document>
